--- a/TSFM_regime_reliability_plan_v2.docx
+++ b/TSFM_regime_reliability_plan_v2.docx
@@ -87,10 +87,10 @@
           <w:b/>
           <w:bCs/>
         </w:rPr>
-        <w:t xml:space="preserve">либо обучения отдельной модели надёжности, либо размеченной или валидационной истории ошибок</w:t>
+        <w:t xml:space="preserve">либо обучения отдельной модели надёжности, либо размеченных ошибок — на целевом домене или хотя бы на исходном</w:t>
       </w:r>
       <w:r>
-        <w:t xml:space="preserve">. Недостаточно исследована возможность оценивать надёжность zero-shot TSFM </w:t>
+        <w:t xml:space="preserve">. Так, метамодель из arXiv:2606.23448 переносится на новый домен без целевых меток, но обучается на размеченных ошибках исходного домена и не использует TSFM. Недостаточно исследована возможность оценивать надёжность zero-shot TSFM </w:t>
       </w:r>
       <w:r>
         <w:rPr>
@@ -3655,7 +3655,7 @@
         <w:rPr/>
       </w:pPr>
       <w:r>
-        <w:t xml:space="preserve">Choi, Shook, Dubrawski. Non-Stationarity in the Embedding Space of Time Series Foundation Models. ICLR 2026 Workshop.</w:t>
+        <w:t xml:space="preserve">Choi, Shook, Dubrawski. Non-Stationarity in the Embedding Space of Time Series Foundation Models. arXiv:2604.16428, ICLR 2026 Workshop.</w:t>
       </w:r>
       <w:r/>
     </w:p>
@@ -3935,7 +3935,7 @@
               <w:rPr/>
             </w:pPr>
             <w:r>
-              <w:t xml:space="preserve">Переписан раздел «Суть проблемы»: методы требуют обучения модели надёжности или размеченной/валидационной истории; сформулирован пробел</w:t>
+              <w:t xml:space="preserve">Переписан раздел «Суть проблемы»: методы требуют обучения модели надёжности или размеченных ошибок (на целевом домене или хотя бы на исходном); сформулирован пробел</w:t>
             </w:r>
             <w:r/>
           </w:p>
